--- a/CA2_Project_Report.docx
+++ b/CA2_Project_Report.docx
@@ -677,21 +677,7 @@
           <w:sz w:val="20"/>
           <w:szCs w:val="20"/>
         </w:rPr>
-        <w:t>Smart Home Sustain is an educational website designed to promote sustainable living be encouraging households to reduce energy and water consumption website provides practical advice,interactive content and an energy savings calculator to help users understand the financial and  environmental benefits for adopting sustainable practices. Target audience include home owners,families and students who intend to make their homes water and energy efficient. The projects supports United Nations Sustainable Development Goal 6(Clean water and Sanitation) by promoting water conservation and Sustainable Development Goal 7(Affordable clean Energy)by encouraging efficient energy use. The website was developed using HTML</w:t>
-      </w:r>
-      <w:r>
-        <w:rPr>
-          <w:sz w:val="20"/>
-          <w:szCs w:val="20"/>
-        </w:rPr>
-        <w:t>5,</w:t>
-      </w:r>
-      <w:r>
-        <w:rPr>
-          <w:sz w:val="20"/>
-          <w:szCs w:val="20"/>
-        </w:rPr>
-        <w:t>CSS,Bootstrap and JavaScript to create a responsive and user friendly experience.</w:t>
+        <w:t>Smart Home Sustain is an educational website designed to promote sustainable living be encouraging households to reduce energy and water consumption website provides practical advice,interactive content and an energy savings calculator to help users understand the financial and  environmental benefits for adopting sustainable practices. Target audience include home owners,families and students who intend to make their homes water and energy efficient. The projects supports United Nations Sustainable Development Goal 6(Clean water and Sanitation) by promoting water conservation and Sustainable Development Goal 7(Affordable clean Energy)by encouraging efficient energy use. The website was developed using HTML5,CSS,Bootstrap and JavaScript to create a responsive and user friendly experience.</w:t>
       </w:r>
     </w:p>
     <w:p>
@@ -1511,7 +1497,7 @@
           <w:szCs w:val="20"/>
         </w:rPr>
         <w:drawing>
-          <wp:anchor behindDoc="0" distT="0" distB="0" distL="0" distR="0" simplePos="0" locked="0" layoutInCell="0" allowOverlap="1" relativeHeight="2">
+          <wp:anchor behindDoc="0" distT="0" distB="0" distL="0" distR="0" simplePos="0" locked="0" layoutInCell="0" allowOverlap="1" relativeHeight="7">
             <wp:simplePos x="0" y="0"/>
             <wp:positionH relativeFrom="column">
               <wp:align>center</wp:align>
@@ -1519,7 +1505,7 @@
             <wp:positionV relativeFrom="paragraph">
               <wp:posOffset>635</wp:posOffset>
             </wp:positionV>
-            <wp:extent cx="5029200" cy="2541905"/>
+            <wp:extent cx="5029200" cy="2311400"/>
             <wp:effectExtent l="0" t="0" r="0" b="0"/>
             <wp:wrapSquare wrapText="largest"/>
             <wp:docPr id="1" name="Image1" descr="" title=""/>
@@ -1544,7 +1530,7 @@
                   <pic:spPr bwMode="auto">
                     <a:xfrm>
                       <a:off x="0" y="0"/>
-                      <a:ext cx="5029200" cy="2541905"/>
+                      <a:ext cx="5029200" cy="2311400"/>
                     </a:xfrm>
                     <a:prstGeom prst="rect">
                       <a:avLst/>
@@ -1566,8 +1552,83 @@
         </w:rPr>
       </w:pPr>
       <w:r>
+        <w:rPr>
+          <w:sz w:val="20"/>
+          <w:szCs w:val="20"/>
+        </w:rPr>
+      </w:r>
+    </w:p>
+    <w:p>
+      <w:pPr>
+        <w:pStyle w:val="ListParagraph"/>
+        <w:rPr>
+          <w:sz w:val="20"/>
+          <w:szCs w:val="20"/>
+        </w:rPr>
+      </w:pPr>
+      <w:r>
         <w:rPr/>
         <w:t>Calculator before values</w:t>
+      </w:r>
+    </w:p>
+    <w:p>
+      <w:pPr>
+        <w:pStyle w:val="ListParagraph"/>
+        <w:rPr>
+          <w:sz w:val="20"/>
+          <w:szCs w:val="20"/>
+        </w:rPr>
+      </w:pPr>
+      <w:r>
+        <w:rPr>
+          <w:sz w:val="20"/>
+          <w:szCs w:val="20"/>
+        </w:rPr>
+      </w:r>
+    </w:p>
+    <w:p>
+      <w:pPr>
+        <w:pStyle w:val="ListParagraph"/>
+        <w:rPr>
+          <w:sz w:val="20"/>
+          <w:szCs w:val="20"/>
+        </w:rPr>
+      </w:pPr>
+      <w:r>
+        <w:rPr>
+          <w:sz w:val="20"/>
+          <w:szCs w:val="20"/>
+        </w:rPr>
+      </w:r>
+    </w:p>
+    <w:p>
+      <w:pPr>
+        <w:pStyle w:val="ListParagraph"/>
+        <w:rPr>
+          <w:sz w:val="20"/>
+          <w:szCs w:val="20"/>
+        </w:rPr>
+      </w:pPr>
+      <w:r>
+        <w:rPr>
+          <w:sz w:val="20"/>
+          <w:szCs w:val="20"/>
+        </w:rPr>
+      </w:r>
+    </w:p>
+    <w:p>
+      <w:pPr>
+        <w:pStyle w:val="ListParagraph"/>
+        <w:rPr>
+          <w:sz w:val="20"/>
+          <w:szCs w:val="20"/>
+        </w:rPr>
+      </w:pPr>
+      <w:r>
+        <w:rPr>
+          <w:sz w:val="20"/>
+          <w:szCs w:val="20"/>
+        </w:rPr>
       </w:r>
     </w:p>
     <w:p>
@@ -1584,15 +1645,15 @@
           <w:szCs w:val="20"/>
         </w:rPr>
         <w:drawing>
-          <wp:anchor behindDoc="0" distT="0" distB="0" distL="0" distR="0" simplePos="0" locked="0" layoutInCell="0" allowOverlap="1" relativeHeight="3">
+          <wp:anchor behindDoc="0" distT="0" distB="0" distL="0" distR="0" simplePos="0" locked="0" layoutInCell="0" allowOverlap="1" relativeHeight="8">
             <wp:simplePos x="0" y="0"/>
             <wp:positionH relativeFrom="column">
-              <wp:posOffset>381000</wp:posOffset>
+              <wp:align>center</wp:align>
             </wp:positionH>
             <wp:positionV relativeFrom="paragraph">
-              <wp:posOffset>990600</wp:posOffset>
+              <wp:posOffset>635</wp:posOffset>
             </wp:positionV>
-            <wp:extent cx="5029200" cy="2388235"/>
+            <wp:extent cx="5029200" cy="2269490"/>
             <wp:effectExtent l="0" t="0" r="0" b="0"/>
             <wp:wrapSquare wrapText="largest"/>
             <wp:docPr id="2" name="Image2" descr="" title=""/>
@@ -1617,7 +1678,7 @@
                   <pic:spPr bwMode="auto">
                     <a:xfrm>
                       <a:off x="0" y="0"/>
-                      <a:ext cx="5029200" cy="2388235"/>
+                      <a:ext cx="5029200" cy="2269490"/>
                     </a:xfrm>
                     <a:prstGeom prst="rect">
                       <a:avLst/>
@@ -1639,10 +1700,8 @@
         </w:rPr>
       </w:pPr>
       <w:r>
-        <w:rPr>
-          <w:sz w:val="20"/>
-          <w:szCs w:val="20"/>
-        </w:rPr>
+        <w:rPr/>
+        <w:t>Calculator after values</w:t>
       </w:r>
     </w:p>
     <w:p>
@@ -1662,64 +1721,6 @@
     </w:p>
     <w:p>
       <w:pPr>
-        <w:pStyle w:val="ListParagraph"/>
-        <w:rPr>
-          <w:sz w:val="20"/>
-          <w:szCs w:val="20"/>
-        </w:rPr>
-      </w:pPr>
-      <w:r>
-        <w:rPr>
-          <w:sz w:val="20"/>
-          <w:szCs w:val="20"/>
-        </w:rPr>
-      </w:r>
-    </w:p>
-    <w:p>
-      <w:pPr>
-        <w:pStyle w:val="ListParagraph"/>
-        <w:rPr>
-          <w:sz w:val="20"/>
-          <w:szCs w:val="20"/>
-        </w:rPr>
-      </w:pPr>
-      <w:r>
-        <w:rPr>
-          <w:sz w:val="20"/>
-          <w:szCs w:val="20"/>
-        </w:rPr>
-      </w:r>
-    </w:p>
-    <w:p>
-      <w:pPr>
-        <w:pStyle w:val="ListParagraph"/>
-        <w:rPr>
-          <w:sz w:val="20"/>
-          <w:szCs w:val="20"/>
-        </w:rPr>
-      </w:pPr>
-      <w:r>
-        <w:rPr/>
-        <w:t>Calculator after values</w:t>
-      </w:r>
-    </w:p>
-    <w:p>
-      <w:pPr>
-        <w:pStyle w:val="ListParagraph"/>
-        <w:rPr>
-          <w:sz w:val="20"/>
-          <w:szCs w:val="20"/>
-        </w:rPr>
-      </w:pPr>
-      <w:r>
-        <w:rPr>
-          <w:sz w:val="20"/>
-          <w:szCs w:val="20"/>
-        </w:rPr>
-      </w:r>
-    </w:p>
-    <w:p>
-      <w:pPr>
         <w:pStyle w:val="Heading2"/>
         <w:rPr/>
       </w:pPr>
@@ -1742,7 +1743,7 @@
           <w:szCs w:val="20"/>
         </w:rPr>
         <w:drawing>
-          <wp:anchor behindDoc="0" distT="0" distB="0" distL="0" distR="0" simplePos="0" locked="0" layoutInCell="0" allowOverlap="1" relativeHeight="6">
+          <wp:anchor behindDoc="0" distT="0" distB="0" distL="0" distR="0" simplePos="0" locked="0" layoutInCell="0" allowOverlap="1" relativeHeight="4">
             <wp:simplePos x="0" y="0"/>
             <wp:positionH relativeFrom="column">
               <wp:align>center</wp:align>
@@ -1801,36 +1802,6 @@
           <w:sz w:val="20"/>
           <w:szCs w:val="20"/>
         </w:rPr>
-      </w:r>
-    </w:p>
-    <w:p>
-      <w:pPr>
-        <w:pStyle w:val="Normal"/>
-        <w:rPr>
-          <w:sz w:val="20"/>
-          <w:szCs w:val="20"/>
-        </w:rPr>
-      </w:pPr>
-      <w:r>
-        <w:rPr>
-          <w:sz w:val="20"/>
-          <w:szCs w:val="20"/>
-        </w:rPr>
-      </w:r>
-    </w:p>
-    <w:p>
-      <w:pPr>
-        <w:pStyle w:val="Normal"/>
-        <w:rPr>
-          <w:sz w:val="20"/>
-          <w:szCs w:val="20"/>
-        </w:rPr>
-      </w:pPr>
-      <w:r>
-        <w:rPr>
-          <w:sz w:val="20"/>
-          <w:szCs w:val="20"/>
-        </w:rPr>
         <w:t>Calculator-w3c.png</w:t>
       </w:r>
     </w:p>
@@ -1848,7 +1819,7 @@
           <w:szCs w:val="20"/>
         </w:rPr>
         <w:drawing>
-          <wp:anchor behindDoc="0" distT="0" distB="0" distL="0" distR="0" simplePos="0" locked="0" layoutInCell="0" allowOverlap="1" relativeHeight="5">
+          <wp:anchor behindDoc="0" distT="0" distB="0" distL="0" distR="0" simplePos="0" locked="0" layoutInCell="0" allowOverlap="1" relativeHeight="3">
             <wp:simplePos x="0" y="0"/>
             <wp:positionH relativeFrom="column">
               <wp:align>center</wp:align>
@@ -1939,7 +1910,7 @@
           <w:szCs w:val="20"/>
         </w:rPr>
         <w:drawing>
-          <wp:anchor behindDoc="0" distT="0" distB="0" distL="0" distR="0" simplePos="0" locked="0" layoutInCell="0" allowOverlap="1" relativeHeight="4">
+          <wp:anchor behindDoc="0" distT="0" distB="0" distL="0" distR="0" simplePos="0" locked="0" layoutInCell="0" allowOverlap="1" relativeHeight="2">
             <wp:simplePos x="0" y="0"/>
             <wp:positionH relativeFrom="column">
               <wp:align>center</wp:align>
@@ -2107,7 +2078,7 @@
       </w:pPr>
       <w:r>
         <w:drawing>
-          <wp:anchor behindDoc="0" distT="0" distB="0" distL="0" distR="0" simplePos="0" locked="0" layoutInCell="0" allowOverlap="1" relativeHeight="7">
+          <wp:anchor behindDoc="0" distT="0" distB="0" distL="0" distR="0" simplePos="0" locked="0" layoutInCell="0" allowOverlap="1" relativeHeight="5">
             <wp:simplePos x="0" y="0"/>
             <wp:positionH relativeFrom="column">
               <wp:align>center</wp:align>
@@ -2192,7 +2163,7 @@
           <w:szCs w:val="20"/>
         </w:rPr>
         <w:drawing>
-          <wp:anchor behindDoc="0" distT="0" distB="0" distL="0" distR="0" simplePos="0" locked="0" layoutInCell="0" allowOverlap="1" relativeHeight="8">
+          <wp:anchor behindDoc="0" distT="0" distB="0" distL="0" distR="0" simplePos="0" locked="0" layoutInCell="0" allowOverlap="1" relativeHeight="6">
             <wp:simplePos x="0" y="0"/>
             <wp:positionH relativeFrom="column">
               <wp:align>center</wp:align>
@@ -2294,7 +2265,7 @@
         </w:rPr>
         <w:t>Evidence of responsive testing</w:t>
         <w:br/>
-        <w:t>• Image optimisation techniques</w:t>
+        <w:t>• Image optimization techniques</w:t>
         <w:br/>
         <w:t>• Accessibility features (alt text, semantic HTML etc.)</w:t>
       </w:r>
@@ -2322,7 +2293,7 @@
           <w:sz w:val="20"/>
           <w:szCs w:val="20"/>
         </w:rPr>
-        <w:t>Provide a table listing the tasks completed by each student and summarise the GitHub contributions (minimum 5 commits per student).</w:t>
+        <w:t>Provide a table listing the tasks completed by each student and summarize the GitHub contributions (minimum 5 commits per student).</w:t>
       </w:r>
     </w:p>
     <w:p>
@@ -2379,7 +2350,7 @@
           <w:sz w:val="20"/>
           <w:szCs w:val="20"/>
         </w:rPr>
-        <w:t>Google(2025) PageSpeed Insights. Available at:</w:t>
+        <w:t>Google(2025) Page Speed Insights. Available at:</w:t>
       </w:r>
       <w:hyperlink r:id="rId9">
         <w:r>
